--- a/fuentes/CFA1_233104_DU.docx
+++ b/fuentes/CFA1_233104_DU.docx
@@ -213,7 +213,7 @@
               </wp:anchor>
             </w:drawing>
           </mc:Choice>
-          <mc:Fallback xmlns:w16sdtdh="http://schemas.microsoft.com/office/word/2020/wordml/sdtdatahash" xmlns:w16="http://schemas.microsoft.com/office/word/2018/wordml" xmlns:w16cex="http://schemas.microsoft.com/office/word/2018/wordml/cex">
+          <mc:Fallback xmlns:w16cex="http://schemas.microsoft.com/office/word/2018/wordml/cex" xmlns:w16="http://schemas.microsoft.com/office/word/2018/wordml" xmlns:w16sdtdh="http://schemas.microsoft.com/office/word/2020/wordml/sdtdatahash">
             <w:pict>
               <v:rect w14:anchorId="5C6229C9" id="Rectángulo 4" o:spid="_x0000_s1026" style="position:absolute;margin-left:-55.7pt;margin-top:29pt;width:613.85pt;height:204pt;z-index:-251659776;visibility:visible;mso-wrap-style:square;mso-width-percent:0;mso-height-percent:0;mso-wrap-distance-left:9pt;mso-wrap-distance-top:0;mso-wrap-distance-right:9pt;mso-wrap-distance-bottom:0;mso-position-horizontal:absolute;mso-position-horizontal-relative:text;mso-position-vertical:absolute;mso-position-vertical-relative:text;mso-width-percent:0;mso-height-percent:0;mso-width-relative:page;mso-height-relative:margin;v-text-anchor:middle" o:gfxdata="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" fillcolor="#00314d" stroked="f" strokeweight="1pt"/>
             </w:pict>
@@ -565,7 +565,7 @@
         </w:rPr>
         <w:fldChar w:fldCharType="separate"/>
       </w:r>
-      <w:hyperlink w:anchor="_Toc243981374" w:history="1">
+      <w:hyperlink w:anchor="_Toc243982322" w:history="1">
         <w:r>
           <w:rPr>
             <w:rStyle w:val="Hipervnculo"/>
@@ -592,7 +592,7 @@
             <w:noProof/>
             <w:webHidden/>
           </w:rPr>
-          <w:instrText xml:space="preserve"> PAGEREF _Toc243981374 \h </w:instrText>
+          <w:instrText xml:space="preserve"> PAGEREF _Toc243982322 \h </w:instrText>
         </w:r>
         <w:r>
           <w:rPr>
@@ -638,7 +638,7 @@
           <w:lang w:eastAsia="es-CO"/>
         </w:rPr>
       </w:pPr>
-      <w:hyperlink w:anchor="_Toc243981375" w:history="1">
+      <w:hyperlink w:anchor="_Toc243982323" w:history="1">
         <w:r>
           <w:rPr>
             <w:rStyle w:val="Hipervnculo"/>
@@ -691,7 +691,7 @@
             <w:noProof/>
             <w:webHidden/>
           </w:rPr>
-          <w:instrText xml:space="preserve"> PAGEREF _Toc243981375 \h </w:instrText>
+          <w:instrText xml:space="preserve"> PAGEREF _Toc243982323 \h </w:instrText>
         </w:r>
         <w:r>
           <w:rPr>
@@ -711,7 +711,7 @@
             <w:noProof/>
             <w:webHidden/>
           </w:rPr>
-          <w:t>7</w:t>
+          <w:t>6</w:t>
         </w:r>
         <w:r>
           <w:rPr>
@@ -737,7 +737,7 @@
           <w:lang w:eastAsia="es-CO"/>
         </w:rPr>
       </w:pPr>
-      <w:hyperlink w:anchor="_Toc243981376" w:history="1">
+      <w:hyperlink w:anchor="_Toc243982324" w:history="1">
         <w:r>
           <w:rPr>
             <w:rStyle w:val="Hipervnculo"/>
@@ -781,7 +781,7 @@
             <w:noProof/>
             <w:webHidden/>
           </w:rPr>
-          <w:instrText xml:space="preserve"> PAGEREF _Toc243981376 \h </w:instrText>
+          <w:instrText xml:space="preserve"> PAGEREF _Toc243982324 \h </w:instrText>
         </w:r>
         <w:r>
           <w:rPr>
@@ -801,7 +801,7 @@
             <w:noProof/>
             <w:webHidden/>
           </w:rPr>
-          <w:t>9</w:t>
+          <w:t>8</w:t>
         </w:r>
         <w:r>
           <w:rPr>
@@ -827,7 +827,7 @@
           <w:lang w:eastAsia="es-CO"/>
         </w:rPr>
       </w:pPr>
-      <w:hyperlink w:anchor="_Toc243981377" w:history="1">
+      <w:hyperlink w:anchor="_Toc243982325" w:history="1">
         <w:r>
           <w:rPr>
             <w:rStyle w:val="Hipervnculo"/>
@@ -871,7 +871,7 @@
             <w:noProof/>
             <w:webHidden/>
           </w:rPr>
-          <w:instrText xml:space="preserve"> PAGEREF _Toc243981377 \h </w:instrText>
+          <w:instrText xml:space="preserve"> PAGEREF _Toc243982325 \h </w:instrText>
         </w:r>
         <w:r>
           <w:rPr>
@@ -917,7 +917,7 @@
           <w:lang w:eastAsia="es-CO"/>
         </w:rPr>
       </w:pPr>
-      <w:hyperlink w:anchor="_Toc243981378" w:history="1">
+      <w:hyperlink w:anchor="_Toc243982326" w:history="1">
         <w:r>
           <w:rPr>
             <w:rStyle w:val="Hipervnculo"/>
@@ -970,7 +970,7 @@
             <w:noProof/>
             <w:webHidden/>
           </w:rPr>
-          <w:instrText xml:space="preserve"> PAGEREF _Toc243981378 \h </w:instrText>
+          <w:instrText xml:space="preserve"> PAGEREF _Toc243982326 \h </w:instrText>
         </w:r>
         <w:r>
           <w:rPr>
@@ -990,7 +990,7 @@
             <w:noProof/>
             <w:webHidden/>
           </w:rPr>
-          <w:t>20</w:t>
+          <w:t>19</w:t>
         </w:r>
         <w:r>
           <w:rPr>
@@ -1016,7 +1016,7 @@
           <w:lang w:eastAsia="es-CO"/>
         </w:rPr>
       </w:pPr>
-      <w:hyperlink w:anchor="_Toc243981380" w:history="1">
+      <w:hyperlink w:anchor="_Toc243982328" w:history="1">
         <w:r>
           <w:rPr>
             <w:rStyle w:val="Hipervnculo"/>
@@ -1069,7 +1069,7 @@
             <w:noProof/>
             <w:webHidden/>
           </w:rPr>
-          <w:instrText xml:space="preserve"> PAGEREF _Toc243981380 \h </w:instrText>
+          <w:instrText xml:space="preserve"> PAGEREF _Toc243982328 \h </w:instrText>
         </w:r>
         <w:r>
           <w:rPr>
@@ -1089,7 +1089,7 @@
             <w:noProof/>
             <w:webHidden/>
           </w:rPr>
-          <w:t>22</w:t>
+          <w:t>21</w:t>
         </w:r>
         <w:r>
           <w:rPr>
@@ -1115,7 +1115,7 @@
           <w:lang w:eastAsia="es-CO"/>
         </w:rPr>
       </w:pPr>
-      <w:hyperlink w:anchor="_Toc243981381" w:history="1">
+      <w:hyperlink w:anchor="_Toc243982329" w:history="1">
         <w:r>
           <w:rPr>
             <w:rStyle w:val="Hipervnculo"/>
@@ -1159,7 +1159,7 @@
             <w:noProof/>
             <w:webHidden/>
           </w:rPr>
-          <w:instrText xml:space="preserve"> PAGEREF _Toc243981381 \h </w:instrText>
+          <w:instrText xml:space="preserve"> PAGEREF _Toc243982329 \h </w:instrText>
         </w:r>
         <w:r>
           <w:rPr>
@@ -1179,7 +1179,7 @@
             <w:noProof/>
             <w:webHidden/>
           </w:rPr>
-          <w:t>26</w:t>
+          <w:t>25</w:t>
         </w:r>
         <w:r>
           <w:rPr>
@@ -1205,7 +1205,7 @@
           <w:lang w:eastAsia="es-CO"/>
         </w:rPr>
       </w:pPr>
-      <w:hyperlink w:anchor="_Toc243981382" w:history="1">
+      <w:hyperlink w:anchor="_Toc243982330" w:history="1">
         <w:r>
           <w:rPr>
             <w:rStyle w:val="Hipervnculo"/>
@@ -1258,7 +1258,7 @@
             <w:noProof/>
             <w:webHidden/>
           </w:rPr>
-          <w:instrText xml:space="preserve"> PAGEREF _Toc243981382 \h </w:instrText>
+          <w:instrText xml:space="preserve"> PAGEREF _Toc243982330 \h </w:instrText>
         </w:r>
         <w:r>
           <w:rPr>
@@ -1278,7 +1278,7 @@
             <w:noProof/>
             <w:webHidden/>
           </w:rPr>
-          <w:t>33</w:t>
+          <w:t>32</w:t>
         </w:r>
         <w:r>
           <w:rPr>
@@ -1304,7 +1304,7 @@
           <w:lang w:eastAsia="es-CO"/>
         </w:rPr>
       </w:pPr>
-      <w:hyperlink w:anchor="_Toc243981384" w:history="1">
+      <w:hyperlink w:anchor="_Toc243982332" w:history="1">
         <w:r>
           <w:rPr>
             <w:rStyle w:val="Hipervnculo"/>
@@ -1348,7 +1348,7 @@
             <w:noProof/>
             <w:webHidden/>
           </w:rPr>
-          <w:instrText xml:space="preserve"> PAGEREF _Toc243981384 \h </w:instrText>
+          <w:instrText xml:space="preserve"> PAGEREF _Toc243982332 \h </w:instrText>
         </w:r>
         <w:r>
           <w:rPr>
@@ -1368,7 +1368,7 @@
             <w:noProof/>
             <w:webHidden/>
           </w:rPr>
-          <w:t>34</w:t>
+          <w:t>33</w:t>
         </w:r>
         <w:r>
           <w:rPr>
@@ -1394,7 +1394,7 @@
           <w:lang w:eastAsia="es-CO"/>
         </w:rPr>
       </w:pPr>
-      <w:hyperlink w:anchor="_Toc243981385" w:history="1">
+      <w:hyperlink w:anchor="_Toc243982333" w:history="1">
         <w:r>
           <w:rPr>
             <w:rStyle w:val="Hipervnculo"/>
@@ -1438,7 +1438,7 @@
             <w:noProof/>
             <w:webHidden/>
           </w:rPr>
-          <w:instrText xml:space="preserve"> PAGEREF _Toc243981385 \h </w:instrText>
+          <w:instrText xml:space="preserve"> PAGEREF _Toc243982333 \h </w:instrText>
         </w:r>
         <w:r>
           <w:rPr>
@@ -1458,7 +1458,7 @@
             <w:noProof/>
             <w:webHidden/>
           </w:rPr>
-          <w:t>37</w:t>
+          <w:t>36</w:t>
         </w:r>
         <w:r>
           <w:rPr>
@@ -1485,7 +1485,7 @@
           <w:lang w:eastAsia="es-CO"/>
         </w:rPr>
       </w:pPr>
-      <w:hyperlink w:anchor="_Toc243981387" w:history="1">
+      <w:hyperlink w:anchor="_Toc243982335" w:history="1">
         <w:r>
           <w:rPr>
             <w:rStyle w:val="Hipervnculo"/>
@@ -1529,7 +1529,7 @@
             <w:noProof/>
             <w:webHidden/>
           </w:rPr>
-          <w:instrText xml:space="preserve"> PAGEREF _Toc243981387 \h </w:instrText>
+          <w:instrText xml:space="preserve"> PAGEREF _Toc243982335 \h </w:instrText>
         </w:r>
         <w:r>
           <w:rPr>
@@ -1549,7 +1549,7 @@
             <w:noProof/>
             <w:webHidden/>
           </w:rPr>
-          <w:t>38</w:t>
+          <w:t>37</w:t>
         </w:r>
         <w:r>
           <w:rPr>
@@ -1575,7 +1575,7 @@
           <w:lang w:eastAsia="es-CO"/>
         </w:rPr>
       </w:pPr>
-      <w:hyperlink w:anchor="_Toc243981388" w:history="1">
+      <w:hyperlink w:anchor="_Toc243982336" w:history="1">
         <w:r>
           <w:rPr>
             <w:rStyle w:val="Hipervnculo"/>
@@ -1628,7 +1628,7 @@
             <w:noProof/>
             <w:webHidden/>
           </w:rPr>
-          <w:instrText xml:space="preserve"> PAGEREF _Toc243981388 \h </w:instrText>
+          <w:instrText xml:space="preserve"> PAGEREF _Toc243982336 \h </w:instrText>
         </w:r>
         <w:r>
           <w:rPr>
@@ -1648,7 +1648,7 @@
             <w:noProof/>
             <w:webHidden/>
           </w:rPr>
-          <w:t>43</w:t>
+          <w:t>42</w:t>
         </w:r>
         <w:r>
           <w:rPr>
@@ -1674,7 +1674,7 @@
           <w:lang w:eastAsia="es-CO"/>
         </w:rPr>
       </w:pPr>
-      <w:hyperlink w:anchor="_Toc243981389" w:history="1">
+      <w:hyperlink w:anchor="_Toc243982337" w:history="1">
         <w:r>
           <w:rPr>
             <w:rStyle w:val="Hipervnculo"/>
@@ -1718,7 +1718,7 @@
             <w:noProof/>
             <w:webHidden/>
           </w:rPr>
-          <w:instrText xml:space="preserve"> PAGEREF _Toc243981389 \h </w:instrText>
+          <w:instrText xml:space="preserve"> PAGEREF _Toc243982337 \h </w:instrText>
         </w:r>
         <w:r>
           <w:rPr>
@@ -1738,7 +1738,7 @@
             <w:noProof/>
             <w:webHidden/>
           </w:rPr>
-          <w:t>47</w:t>
+          <w:t>46</w:t>
         </w:r>
         <w:r>
           <w:rPr>
@@ -1764,7 +1764,7 @@
           <w:lang w:eastAsia="es-CO"/>
         </w:rPr>
       </w:pPr>
-      <w:hyperlink w:anchor="_Toc243981390" w:history="1">
+      <w:hyperlink w:anchor="_Toc243982338" w:history="1">
         <w:r>
           <w:rPr>
             <w:rStyle w:val="Hipervnculo"/>
@@ -1808,7 +1808,7 @@
             <w:noProof/>
             <w:webHidden/>
           </w:rPr>
-          <w:instrText xml:space="preserve"> PAGEREF _Toc243981390 \h </w:instrText>
+          <w:instrText xml:space="preserve"> PAGEREF _Toc243982338 \h </w:instrText>
         </w:r>
         <w:r>
           <w:rPr>
@@ -1828,7 +1828,7 @@
             <w:noProof/>
             <w:webHidden/>
           </w:rPr>
-          <w:t>56</w:t>
+          <w:t>55</w:t>
         </w:r>
         <w:r>
           <w:rPr>
@@ -1854,7 +1854,7 @@
           <w:lang w:eastAsia="es-CO"/>
         </w:rPr>
       </w:pPr>
-      <w:hyperlink w:anchor="_Toc243981392" w:history="1">
+      <w:hyperlink w:anchor="_Toc243982340" w:history="1">
         <w:r>
           <w:rPr>
             <w:rStyle w:val="Hipervnculo"/>
@@ -1907,7 +1907,7 @@
             <w:noProof/>
             <w:webHidden/>
           </w:rPr>
-          <w:instrText xml:space="preserve"> PAGEREF _Toc243981392 \h </w:instrText>
+          <w:instrText xml:space="preserve"> PAGEREF _Toc243982340 \h </w:instrText>
         </w:r>
         <w:r>
           <w:rPr>
@@ -1927,7 +1927,7 @@
             <w:noProof/>
             <w:webHidden/>
           </w:rPr>
-          <w:t>56</w:t>
+          <w:t>55</w:t>
         </w:r>
         <w:r>
           <w:rPr>
@@ -1953,7 +1953,7 @@
           <w:lang w:eastAsia="es-CO"/>
         </w:rPr>
       </w:pPr>
-      <w:hyperlink w:anchor="_Toc243981393" w:history="1">
+      <w:hyperlink w:anchor="_Toc243982341" w:history="1">
         <w:r>
           <w:rPr>
             <w:rStyle w:val="Hipervnculo"/>
@@ -1997,7 +1997,7 @@
             <w:noProof/>
             <w:webHidden/>
           </w:rPr>
-          <w:instrText xml:space="preserve"> PAGEREF _Toc243981393 \h </w:instrText>
+          <w:instrText xml:space="preserve"> PAGEREF _Toc243982341 \h </w:instrText>
         </w:r>
         <w:r>
           <w:rPr>
@@ -2017,7 +2017,7 @@
             <w:noProof/>
             <w:webHidden/>
           </w:rPr>
-          <w:t>60</w:t>
+          <w:t>59</w:t>
         </w:r>
         <w:r>
           <w:rPr>
@@ -2042,7 +2042,7 @@
           <w:lang w:eastAsia="es-CO"/>
         </w:rPr>
       </w:pPr>
-      <w:hyperlink w:anchor="_Toc243981394" w:history="1">
+      <w:hyperlink w:anchor="_Toc243982342" w:history="1">
         <w:r>
           <w:rPr>
             <w:rStyle w:val="Hipervnculo"/>
@@ -2069,7 +2069,7 @@
             <w:noProof/>
             <w:webHidden/>
           </w:rPr>
-          <w:instrText xml:space="preserve"> PAGEREF _Toc243981394 \h </w:instrText>
+          <w:instrText xml:space="preserve"> PAGEREF _Toc243982342 \h </w:instrText>
         </w:r>
         <w:r>
           <w:rPr>
@@ -2089,7 +2089,7 @@
             <w:noProof/>
             <w:webHidden/>
           </w:rPr>
-          <w:t>68</w:t>
+          <w:t>67</w:t>
         </w:r>
         <w:r>
           <w:rPr>
@@ -2114,7 +2114,7 @@
           <w:lang w:eastAsia="es-CO"/>
         </w:rPr>
       </w:pPr>
-      <w:hyperlink w:anchor="_Toc243981395" w:history="1">
+      <w:hyperlink w:anchor="_Toc243982343" w:history="1">
         <w:r>
           <w:rPr>
             <w:rStyle w:val="Hipervnculo"/>
@@ -2141,7 +2141,7 @@
             <w:noProof/>
             <w:webHidden/>
           </w:rPr>
-          <w:instrText xml:space="preserve"> PAGEREF _Toc243981395 \h </w:instrText>
+          <w:instrText xml:space="preserve"> PAGEREF _Toc243982343 \h </w:instrText>
         </w:r>
         <w:r>
           <w:rPr>
@@ -2161,7 +2161,7 @@
             <w:noProof/>
             <w:webHidden/>
           </w:rPr>
-          <w:t>70</w:t>
+          <w:t>69</w:t>
         </w:r>
         <w:r>
           <w:rPr>
@@ -2186,7 +2186,7 @@
           <w:lang w:eastAsia="es-CO"/>
         </w:rPr>
       </w:pPr>
-      <w:hyperlink w:anchor="_Toc243981396" w:history="1">
+      <w:hyperlink w:anchor="_Toc243982344" w:history="1">
         <w:r>
           <w:rPr>
             <w:rStyle w:val="Hipervnculo"/>
@@ -2214,7 +2214,79 @@
             <w:noProof/>
             <w:webHidden/>
           </w:rPr>
-          <w:instrText xml:space="preserve"> PAGEREF _Toc243981396 \h </w:instrText>
+          <w:instrText xml:space="preserve"> PAGEREF _Toc243982344 \h </w:instrText>
+        </w:r>
+        <w:r>
+          <w:rPr>
+            <w:noProof/>
+            <w:webHidden/>
+          </w:rPr>
+        </w:r>
+        <w:r>
+          <w:rPr>
+            <w:noProof/>
+            <w:webHidden/>
+          </w:rPr>
+          <w:fldChar w:fldCharType="separate"/>
+        </w:r>
+        <w:r>
+          <w:rPr>
+            <w:noProof/>
+            <w:webHidden/>
+          </w:rPr>
+          <w:t>71</w:t>
+        </w:r>
+        <w:r>
+          <w:rPr>
+            <w:noProof/>
+            <w:webHidden/>
+          </w:rPr>
+          <w:fldChar w:fldCharType="end"/>
+        </w:r>
+      </w:hyperlink>
+    </w:p>
+    <w:p>
+      <w:pPr>
+        <w:pStyle w:val="TDC1"/>
+        <w:tabs>
+          <w:tab w:val="right" w:leader="dot" w:pos="9962"/>
+        </w:tabs>
+        <w:rPr>
+          <w:rFonts w:asciiTheme="minorHAnsi" w:eastAsiaTheme="minorEastAsia" w:hAnsiTheme="minorHAnsi" w:cstheme="minorBidi"/>
+          <w:noProof/>
+          <w:kern w:val="0"/>
+          <w:sz w:val="22"/>
+          <w:lang w:eastAsia="es-CO"/>
+        </w:rPr>
+      </w:pPr>
+      <w:hyperlink w:anchor="_Toc243982345" w:history="1">
+        <w:r>
+          <w:rPr>
+            <w:rStyle w:val="Hipervnculo"/>
+            <w:noProof/>
+          </w:rPr>
+          <w:t>Créditos</w:t>
+        </w:r>
+        <w:r>
+          <w:rPr>
+            <w:noProof/>
+            <w:webHidden/>
+          </w:rPr>
+          <w:tab/>
+        </w:r>
+        <w:r>
+          <w:rPr>
+            <w:noProof/>
+            <w:webHidden/>
+          </w:rPr>
+          <w:fldChar w:fldCharType="begin"/>
+        </w:r>
+        <w:r>
+          <w:rPr>
+            <w:noProof/>
+            <w:webHidden/>
+          </w:rPr>
+          <w:instrText xml:space="preserve"> PAGEREF _Toc243982345 \h </w:instrText>
         </w:r>
         <w:r>
           <w:rPr>
@@ -2247,92 +2319,6 @@
     </w:p>
     <w:p>
       <w:pPr>
-        <w:pStyle w:val="TDC1"/>
-        <w:tabs>
-          <w:tab w:val="right" w:leader="dot" w:pos="9962"/>
-        </w:tabs>
-        <w:rPr>
-          <w:rFonts w:asciiTheme="minorHAnsi" w:eastAsiaTheme="minorEastAsia" w:hAnsiTheme="minorHAnsi" w:cstheme="minorBidi"/>
-          <w:noProof/>
-          <w:kern w:val="0"/>
-          <w:sz w:val="22"/>
-          <w:lang w:eastAsia="es-CO"/>
-        </w:rPr>
-      </w:pPr>
-      <w:hyperlink w:anchor="_Toc243981397" w:history="1">
-        <w:r>
-          <w:rPr>
-            <w:rStyle w:val="Hipervnculo"/>
-            <w:noProof/>
-          </w:rPr>
-          <w:t>Cré</w:t>
-        </w:r>
-        <w:r>
-          <w:rPr>
-            <w:rStyle w:val="Hipervnculo"/>
-            <w:noProof/>
-          </w:rPr>
-          <w:t>d</w:t>
-        </w:r>
-        <w:r>
-          <w:rPr>
-            <w:rStyle w:val="Hipervnculo"/>
-            <w:noProof/>
-          </w:rPr>
-          <w:t>itos</w:t>
-        </w:r>
-        <w:r>
-          <w:rPr>
-            <w:noProof/>
-            <w:webHidden/>
-          </w:rPr>
-          <w:tab/>
-        </w:r>
-        <w:r>
-          <w:rPr>
-            <w:noProof/>
-            <w:webHidden/>
-          </w:rPr>
-          <w:fldChar w:fldCharType="begin"/>
-        </w:r>
-        <w:r>
-          <w:rPr>
-            <w:noProof/>
-            <w:webHidden/>
-          </w:rPr>
-          <w:instrText xml:space="preserve"> PAGEREF _Toc243981397 \h </w:instrText>
-        </w:r>
-        <w:r>
-          <w:rPr>
-            <w:noProof/>
-            <w:webHidden/>
-          </w:rPr>
-        </w:r>
-        <w:r>
-          <w:rPr>
-            <w:noProof/>
-            <w:webHidden/>
-          </w:rPr>
-          <w:fldChar w:fldCharType="separate"/>
-        </w:r>
-        <w:r>
-          <w:rPr>
-            <w:noProof/>
-            <w:webHidden/>
-          </w:rPr>
-          <w:t>73</w:t>
-        </w:r>
-        <w:r>
-          <w:rPr>
-            <w:noProof/>
-            <w:webHidden/>
-          </w:rPr>
-          <w:fldChar w:fldCharType="end"/>
-        </w:r>
-      </w:hyperlink>
-    </w:p>
-    <w:p>
-      <w:pPr>
         <w:pStyle w:val="Titulosgenerales"/>
       </w:pPr>
       <w:r>
@@ -2343,7 +2329,7 @@
         <w:fldChar w:fldCharType="end"/>
       </w:r>
       <w:bookmarkStart w:id="0" w:name="_Toc176443691"/>
-      <w:bookmarkStart w:id="1" w:name="_Toc243981374"/>
+      <w:bookmarkStart w:id="1" w:name="_Toc243982322"/>
       <w:r>
         <w:t>Introducción</w:t>
       </w:r>
@@ -2587,9 +2573,7 @@
       <w:pPr>
         <w:pStyle w:val="Ttulo1"/>
       </w:pPr>
-      <w:bookmarkStart w:id="2" w:name="_Toc243981375"/>
-      <w:bookmarkStart w:id="3" w:name="_GoBack"/>
-      <w:bookmarkEnd w:id="3"/>
+      <w:bookmarkStart w:id="2" w:name="_Toc243982323"/>
       <w:r>
         <w:lastRenderedPageBreak/>
         <w:t xml:space="preserve">Metodologías de desarrollo de </w:t>
@@ -2992,12 +2976,12 @@
       <w:pPr>
         <w:pStyle w:val="Ttulo2"/>
       </w:pPr>
-      <w:bookmarkStart w:id="4" w:name="_Toc243981376"/>
+      <w:bookmarkStart w:id="3" w:name="_Toc243982324"/>
       <w:r>
         <w:lastRenderedPageBreak/>
         <w:t>Metodologías ágiles y tradicionales</w:t>
       </w:r>
-      <w:bookmarkEnd w:id="4"/>
+      <w:bookmarkEnd w:id="3"/>
     </w:p>
     <w:p>
       <w:pPr>
@@ -3818,6 +3802,7 @@
           <w:p>
             <w:pPr>
               <w:pStyle w:val="TextoTablas"/>
+              <w:spacing w:line="360" w:lineRule="auto"/>
             </w:pPr>
             <w:r>
               <w:t>Dimensión</w:t>
@@ -3831,6 +3816,7 @@
           <w:p>
             <w:pPr>
               <w:pStyle w:val="TextoTablas"/>
+              <w:spacing w:line="360" w:lineRule="auto"/>
             </w:pPr>
             <w:r>
               <w:t>Metodologías tradicionales</w:t>
@@ -3844,6 +3830,7 @@
           <w:p>
             <w:pPr>
               <w:pStyle w:val="TextoTablas"/>
+              <w:spacing w:line="360" w:lineRule="auto"/>
             </w:pPr>
             <w:r>
               <w:t>Metodologías ágiles</w:t>
@@ -3862,6 +3849,7 @@
           <w:p>
             <w:pPr>
               <w:pStyle w:val="TextoTablas"/>
+              <w:spacing w:line="360" w:lineRule="auto"/>
             </w:pPr>
             <w:r>
               <w:t>Planificación.</w:t>
@@ -3875,6 +3863,7 @@
           <w:p>
             <w:pPr>
               <w:pStyle w:val="TextoTablas"/>
+              <w:spacing w:line="360" w:lineRule="auto"/>
             </w:pPr>
             <w:r>
               <w:t>Exhaustiva al inicio.</w:t>
@@ -3888,6 +3877,7 @@
           <w:p>
             <w:pPr>
               <w:pStyle w:val="TextoTablas"/>
+              <w:spacing w:line="360" w:lineRule="auto"/>
             </w:pPr>
             <w:r>
               <w:t>Iterativa y adaptativa.</w:t>
@@ -3903,6 +3893,7 @@
           <w:p>
             <w:pPr>
               <w:pStyle w:val="TextoTablas"/>
+              <w:spacing w:line="360" w:lineRule="auto"/>
             </w:pPr>
             <w:r>
               <w:t>Documentación.</w:t>
@@ -3916,6 +3907,7 @@
           <w:p>
             <w:pPr>
               <w:pStyle w:val="TextoTablas"/>
+              <w:spacing w:line="360" w:lineRule="auto"/>
             </w:pPr>
             <w:r>
               <w:t>Extensa y formal.</w:t>
@@ -3929,6 +3921,7 @@
           <w:p>
             <w:pPr>
               <w:pStyle w:val="TextoTablas"/>
+              <w:spacing w:line="360" w:lineRule="auto"/>
             </w:pPr>
             <w:r>
               <w:t>Mínima e indispensable.</w:t>
@@ -3947,6 +3940,7 @@
           <w:p>
             <w:pPr>
               <w:pStyle w:val="TextoTablas"/>
+              <w:spacing w:line="360" w:lineRule="auto"/>
             </w:pPr>
             <w:r>
               <w:t>Requisitos.</w:t>
@@ -3960,6 +3954,7 @@
           <w:p>
             <w:pPr>
               <w:pStyle w:val="TextoTablas"/>
+              <w:spacing w:line="360" w:lineRule="auto"/>
             </w:pPr>
             <w:r>
               <w:t>Fijos desde el inicio.</w:t>
@@ -3973,6 +3968,7 @@
           <w:p>
             <w:pPr>
               <w:pStyle w:val="TextoTablas"/>
+              <w:spacing w:line="360" w:lineRule="auto"/>
             </w:pPr>
             <w:r>
               <w:t>Variables y negociables.</w:t>
@@ -3988,6 +3984,7 @@
           <w:p>
             <w:pPr>
               <w:pStyle w:val="TextoTablas"/>
+              <w:spacing w:line="360" w:lineRule="auto"/>
             </w:pPr>
             <w:r>
               <w:t>Entregas.</w:t>
@@ -4001,6 +3998,7 @@
           <w:p>
             <w:pPr>
               <w:pStyle w:val="TextoTablas"/>
+              <w:spacing w:line="360" w:lineRule="auto"/>
             </w:pPr>
             <w:r>
               <w:t>Una entrega al final.</w:t>
@@ -4014,6 +4012,7 @@
           <w:p>
             <w:pPr>
               <w:pStyle w:val="TextoTablas"/>
+              <w:spacing w:line="360" w:lineRule="auto"/>
             </w:pPr>
             <w:r>
               <w:t>Entregas frecuentes (</w:t>
@@ -4041,6 +4040,7 @@
           <w:p>
             <w:pPr>
               <w:pStyle w:val="TextoTablas"/>
+              <w:spacing w:line="360" w:lineRule="auto"/>
             </w:pPr>
             <w:r>
               <w:t>Equipo.</w:t>
@@ -4054,6 +4054,7 @@
           <w:p>
             <w:pPr>
               <w:pStyle w:val="TextoTablas"/>
+              <w:spacing w:line="360" w:lineRule="auto"/>
             </w:pPr>
             <w:r>
               <w:t>Roles muy especializados.</w:t>
@@ -4067,6 +4068,7 @@
           <w:p>
             <w:pPr>
               <w:pStyle w:val="TextoTablas"/>
+              <w:spacing w:line="360" w:lineRule="auto"/>
             </w:pPr>
             <w:r>
               <w:t>Equipos multifuncionales.</w:t>
@@ -4082,6 +4084,7 @@
           <w:p>
             <w:pPr>
               <w:pStyle w:val="TextoTablas"/>
+              <w:spacing w:line="360" w:lineRule="auto"/>
             </w:pPr>
             <w:r>
               <w:t>Cliente.</w:t>
@@ -4095,6 +4098,7 @@
           <w:p>
             <w:pPr>
               <w:pStyle w:val="TextoTablas"/>
+              <w:spacing w:line="360" w:lineRule="auto"/>
             </w:pPr>
             <w:r>
               <w:t>Involucrado al inicio y al final.</w:t>
@@ -4108,6 +4112,7 @@
           <w:p>
             <w:pPr>
               <w:pStyle w:val="TextoTablas"/>
+              <w:spacing w:line="360" w:lineRule="auto"/>
             </w:pPr>
             <w:r>
               <w:t>Involucrado continuamente.</w:t>
@@ -4126,6 +4131,7 @@
           <w:p>
             <w:pPr>
               <w:pStyle w:val="TextoTablas"/>
+              <w:spacing w:line="360" w:lineRule="auto"/>
             </w:pPr>
             <w:r>
               <w:t>Cambios.</w:t>
@@ -4139,6 +4145,7 @@
           <w:p>
             <w:pPr>
               <w:pStyle w:val="TextoTablas"/>
+              <w:spacing w:line="360" w:lineRule="auto"/>
             </w:pPr>
             <w:r>
               <w:t>Costosos y difíciles.</w:t>
@@ -4152,6 +4159,7 @@
           <w:p>
             <w:pPr>
               <w:pStyle w:val="TextoTablas"/>
+              <w:spacing w:line="360" w:lineRule="auto"/>
             </w:pPr>
             <w:r>
               <w:t>Bienvenidos y esperados.</w:t>
@@ -4167,6 +4175,7 @@
           <w:p>
             <w:pPr>
               <w:pStyle w:val="TextoTablas"/>
+              <w:spacing w:line="360" w:lineRule="auto"/>
             </w:pPr>
             <w:r>
               <w:t>Riesgo.</w:t>
@@ -4180,6 +4189,7 @@
           <w:p>
             <w:pPr>
               <w:pStyle w:val="TextoTablas"/>
+              <w:spacing w:line="360" w:lineRule="auto"/>
             </w:pPr>
             <w:r>
               <w:t>Detectado tardíamente.</w:t>
@@ -4193,6 +4203,7 @@
           <w:p>
             <w:pPr>
               <w:pStyle w:val="TextoTablas"/>
+              <w:spacing w:line="360" w:lineRule="auto"/>
             </w:pPr>
             <w:r>
               <w:t>Gestionado en cada iteración.</w:t>
@@ -4211,6 +4222,7 @@
           <w:p>
             <w:pPr>
               <w:pStyle w:val="TextoTablas"/>
+              <w:spacing w:line="360" w:lineRule="auto"/>
             </w:pPr>
             <w:r>
               <w:t>Idóneo para.</w:t>
@@ -4224,6 +4236,7 @@
           <w:p>
             <w:pPr>
               <w:pStyle w:val="TextoTablas"/>
+              <w:spacing w:line="360" w:lineRule="auto"/>
             </w:pPr>
             <w:r>
               <w:t>Requisitos estables, alta regulación.</w:t>
@@ -4237,6 +4250,7 @@
           <w:p>
             <w:pPr>
               <w:pStyle w:val="TextoTablas"/>
+              <w:spacing w:line="360" w:lineRule="auto"/>
             </w:pPr>
             <w:r>
               <w:t>Requisitos cambiantes, innovación.</w:t>
@@ -4249,11 +4263,12 @@
       <w:pPr>
         <w:pStyle w:val="Ttulo2"/>
       </w:pPr>
-      <w:bookmarkStart w:id="5" w:name="_Toc243981377"/>
-      <w:r>
+      <w:bookmarkStart w:id="4" w:name="_Toc243982325"/>
+      <w:r>
+        <w:lastRenderedPageBreak/>
         <w:t>Características, ventajas y desventajas de las metodologías</w:t>
       </w:r>
-      <w:bookmarkEnd w:id="5"/>
+      <w:bookmarkEnd w:id="4"/>
     </w:p>
     <w:p>
       <w:pPr>
@@ -4277,14 +4292,7 @@
         <w:rPr>
           <w:lang w:eastAsia="es-CO"/>
         </w:rPr>
-        <w:t xml:space="preserve">. No existe una metodología universalmente superior; la elección óptima depende de múltiples factores </w:t>
-      </w:r>
-      <w:r>
-        <w:rPr>
-          <w:lang w:eastAsia="es-CO"/>
-        </w:rPr>
-        <w:lastRenderedPageBreak/>
-        <w:t>contextuales que el analista debe evaluar cuidadosamente. Una decisión equivocada puede condicionar negativamente todo el proyecto desde sus fases iniciales.</w:t>
+        <w:t>. No existe una metodología universalmente superior; la elección óptima depende de múltiples factores contextuales que el analista debe evaluar cuidadosamente. Una decisión equivocada puede condicionar negativamente todo el proyecto desde sus fases iniciales.</w:t>
       </w:r>
     </w:p>
     <w:p>
@@ -4368,6 +4376,20 @@
     </w:p>
     <w:p>
       <w:pPr>
+        <w:rPr>
+          <w:lang w:eastAsia="es-CO"/>
+        </w:rPr>
+      </w:pPr>
+    </w:p>
+    <w:p>
+      <w:pPr>
+        <w:rPr>
+          <w:lang w:eastAsia="es-CO"/>
+        </w:rPr>
+      </w:pPr>
+    </w:p>
+    <w:p>
+      <w:pPr>
         <w:pStyle w:val="Prrafodelista"/>
         <w:numPr>
           <w:ilvl w:val="0"/>
@@ -4383,6 +4405,7 @@
           <w:b/>
           <w:lang w:eastAsia="es-CO"/>
         </w:rPr>
+        <w:lastRenderedPageBreak/>
         <w:t>Documentación exhaustiva</w:t>
       </w:r>
     </w:p>
@@ -4398,20 +4421,6 @@
         </w:rPr>
         <w:t>La producción de documentación detallada facilita el mantenimiento del sistema a lo largo del tiempo, especialmente cuando el equipo de desarrollo original ya no se encuentra disponible.</w:t>
       </w:r>
-    </w:p>
-    <w:p>
-      <w:pPr>
-        <w:rPr>
-          <w:lang w:eastAsia="es-CO"/>
-        </w:rPr>
-      </w:pPr>
-    </w:p>
-    <w:p>
-      <w:pPr>
-        <w:rPr>
-          <w:lang w:eastAsia="es-CO"/>
-        </w:rPr>
-      </w:pPr>
     </w:p>
     <w:p>
       <w:pPr>
@@ -4430,7 +4439,6 @@
           <w:b/>
           <w:lang w:eastAsia="es-CO"/>
         </w:rPr>
-        <w:lastRenderedPageBreak/>
         <w:t>Claridad en roles y responsabilidades</w:t>
       </w:r>
     </w:p>
@@ -4591,6 +4599,7 @@
           <w:b/>
           <w:lang w:eastAsia="es-CO"/>
         </w:rPr>
+        <w:lastRenderedPageBreak/>
         <w:t>Detección tardía de problemas de integración</w:t>
       </w:r>
     </w:p>
@@ -4606,13 +4615,6 @@
         </w:rPr>
         <w:t>Los errores y conflictos entre componentes suelen identificarse en etapas finales, cuando su corrección implica mayores costos y complejidad técnica.</w:t>
       </w:r>
-    </w:p>
-    <w:p>
-      <w:pPr>
-        <w:rPr>
-          <w:lang w:eastAsia="es-CO"/>
-        </w:rPr>
-      </w:pPr>
     </w:p>
     <w:p>
       <w:pPr>
@@ -4631,7 +4633,6 @@
           <w:b/>
           <w:lang w:eastAsia="es-CO"/>
         </w:rPr>
-        <w:lastRenderedPageBreak/>
         <w:t>Alta carga documental y burocrática</w:t>
       </w:r>
     </w:p>
@@ -4777,6 +4778,7 @@
           <w:b/>
           <w:lang w:eastAsia="es-CO"/>
         </w:rPr>
+        <w:lastRenderedPageBreak/>
         <w:t>Entrega frecuente de valor</w:t>
       </w:r>
     </w:p>
@@ -4790,14 +4792,7 @@
         <w:rPr>
           <w:lang w:eastAsia="es-CO"/>
         </w:rPr>
-        <w:t xml:space="preserve">La entrega continua de incrementos funcionales en ciclos cortos permite obtener retroalimentación real del cliente en semanas en lugar de meses o años, reduciendo </w:t>
-      </w:r>
-      <w:r>
-        <w:rPr>
-          <w:lang w:eastAsia="es-CO"/>
-        </w:rPr>
-        <w:lastRenderedPageBreak/>
-        <w:t>significativamente el riesgo de construir un producto que no responda a las necesidades del negocio.</w:t>
+        <w:t>La entrega continua de incrementos funcionales en ciclos cortos permite obtener retroalimentación real del cliente en semanas en lugar de meses o años, reduciendo significativamente el riesgo de construir un producto que no responda a las necesidades del negocio.</w:t>
       </w:r>
     </w:p>
     <w:p>
@@ -4913,6 +4908,27 @@
     </w:p>
     <w:p>
       <w:pPr>
+        <w:rPr>
+          <w:lang w:eastAsia="es-CO"/>
+        </w:rPr>
+      </w:pPr>
+    </w:p>
+    <w:p>
+      <w:pPr>
+        <w:rPr>
+          <w:lang w:eastAsia="es-CO"/>
+        </w:rPr>
+      </w:pPr>
+    </w:p>
+    <w:p>
+      <w:pPr>
+        <w:rPr>
+          <w:lang w:eastAsia="es-CO"/>
+        </w:rPr>
+      </w:pPr>
+    </w:p>
+    <w:p>
+      <w:pPr>
         <w:pStyle w:val="Prrafodelista"/>
         <w:numPr>
           <w:ilvl w:val="0"/>
@@ -4928,6 +4944,7 @@
           <w:b/>
           <w:lang w:eastAsia="es-CO"/>
         </w:rPr>
+        <w:lastRenderedPageBreak/>
         <w:t>Menor formalización documental</w:t>
       </w:r>
     </w:p>
@@ -4943,20 +4960,6 @@
         </w:rPr>
         <w:t>La reducción de documentación formal puede complicar el mantenimiento del sistema y la transferencia de conocimiento cuando se producen cambios en el equipo de trabajo.</w:t>
       </w:r>
-    </w:p>
-    <w:p>
-      <w:pPr>
-        <w:rPr>
-          <w:lang w:eastAsia="es-CO"/>
-        </w:rPr>
-      </w:pPr>
-    </w:p>
-    <w:p>
-      <w:pPr>
-        <w:rPr>
-          <w:lang w:eastAsia="es-CO"/>
-        </w:rPr>
-      </w:pPr>
     </w:p>
     <w:p>
       <w:pPr>
@@ -4975,7 +4978,6 @@
           <w:b/>
           <w:lang w:eastAsia="es-CO"/>
         </w:rPr>
-        <w:lastRenderedPageBreak/>
         <w:t>Alta dependencia del compromiso del cliente</w:t>
       </w:r>
     </w:p>
@@ -5161,15 +5163,15 @@
         <w:rPr>
           <w:lang w:eastAsia="es-CO"/>
         </w:rPr>
-        <w:t>Partiendo de lo previamente expuesto, la siguiente tabla amplía un análisis comparativo, incluyendo metodologías específicas con sus ventajas, limitaciones y contextos de aplicación óptimos. Esta referencia es de gran utilidad al momento de fundamentar la selección metodológica ante el equipo y los patrocinadores del proyecto:</w:t>
-      </w:r>
-    </w:p>
-    <w:p>
-      <w:pPr>
-        <w:rPr>
-          <w:lang w:eastAsia="es-CO"/>
-        </w:rPr>
-      </w:pPr>
+        <w:t xml:space="preserve">Partiendo de lo previamente expuesto, la siguiente tabla amplía un análisis comparativo, incluyendo metodologías específicas con sus ventajas, limitaciones y </w:t>
+      </w:r>
+      <w:r>
+        <w:rPr>
+          <w:lang w:eastAsia="es-CO"/>
+        </w:rPr>
+        <w:lastRenderedPageBreak/>
+        <w:t>contextos de aplicación óptimos. Esta referencia es de gran utilidad al momento de fundamentar la selección metodológica ante el equipo y los patrocinadores del proyecto:</w:t>
+      </w:r>
     </w:p>
     <w:p>
       <w:pPr>
@@ -5182,7 +5184,6 @@
         <w:rPr>
           <w:lang w:eastAsia="es-CO"/>
         </w:rPr>
-        <w:lastRenderedPageBreak/>
         <w:t>Metodologías de desarrollo: análisis comparativo detallado</w:t>
       </w:r>
     </w:p>
@@ -5212,6 +5213,7 @@
           <w:p>
             <w:pPr>
               <w:pStyle w:val="TextoTablas"/>
+              <w:spacing w:line="360" w:lineRule="auto"/>
             </w:pPr>
             <w:r>
               <w:t>Metodología</w:t>
@@ -5225,6 +5227,7 @@
           <w:p>
             <w:pPr>
               <w:pStyle w:val="TextoTablas"/>
+              <w:spacing w:line="360" w:lineRule="auto"/>
             </w:pPr>
             <w:r>
               <w:t>Tipo</w:t>
@@ -5238,6 +5241,7 @@
           <w:p>
             <w:pPr>
               <w:pStyle w:val="TextoTablas"/>
+              <w:spacing w:line="360" w:lineRule="auto"/>
             </w:pPr>
             <w:r>
               <w:t>Iteraciones</w:t>
@@ -5251,6 +5255,7 @@
           <w:p>
             <w:pPr>
               <w:pStyle w:val="TextoTablas"/>
+              <w:spacing w:line="360" w:lineRule="auto"/>
             </w:pPr>
             <w:r>
               <w:t>Ventaja clave</w:t>
@@ -5264,6 +5269,7 @@
           <w:p>
             <w:pPr>
               <w:pStyle w:val="TextoTablas"/>
+              <w:spacing w:line="360" w:lineRule="auto"/>
             </w:pPr>
             <w:r>
               <w:t>Limitación principal</w:t>
@@ -5277,6 +5283,7 @@
           <w:p>
             <w:pPr>
               <w:pStyle w:val="TextoTablas"/>
+              <w:spacing w:line="360" w:lineRule="auto"/>
             </w:pPr>
             <w:r>
               <w:t>Mejor contexto</w:t>
@@ -5295,6 +5302,7 @@
           <w:p>
             <w:pPr>
               <w:pStyle w:val="TextoTablas"/>
+              <w:spacing w:line="360" w:lineRule="auto"/>
             </w:pPr>
             <w:r>
               <w:rPr>
@@ -5314,6 +5322,7 @@
           <w:p>
             <w:pPr>
               <w:pStyle w:val="TextoTablas"/>
+              <w:spacing w:line="360" w:lineRule="auto"/>
             </w:pPr>
             <w:r>
               <w:t>Tradicional.</w:t>
@@ -5327,6 +5336,7 @@
           <w:p>
             <w:pPr>
               <w:pStyle w:val="TextoTablas"/>
+              <w:spacing w:line="360" w:lineRule="auto"/>
             </w:pPr>
             <w:r>
               <w:t>No.</w:t>
@@ -5340,6 +5350,7 @@
           <w:p>
             <w:pPr>
               <w:pStyle w:val="TextoTablas"/>
+              <w:spacing w:line="360" w:lineRule="auto"/>
             </w:pPr>
             <w:r>
               <w:t>Predictibilidad.</w:t>
@@ -5353,6 +5364,7 @@
           <w:p>
             <w:pPr>
               <w:pStyle w:val="TextoTablas"/>
+              <w:spacing w:line="360" w:lineRule="auto"/>
             </w:pPr>
             <w:r>
               <w:t>Rigidez al cambio.</w:t>
@@ -5366,6 +5378,7 @@
           <w:p>
             <w:pPr>
               <w:pStyle w:val="TextoTablas"/>
+              <w:spacing w:line="360" w:lineRule="auto"/>
             </w:pPr>
             <w:r>
               <w:t>Requisitos fijos, regulado.</w:t>
@@ -5381,6 +5394,7 @@
           <w:p>
             <w:pPr>
               <w:pStyle w:val="TextoTablas"/>
+              <w:spacing w:line="360" w:lineRule="auto"/>
             </w:pPr>
             <w:r>
               <w:t>Espiral.</w:t>
@@ -5394,6 +5408,7 @@
           <w:p>
             <w:pPr>
               <w:pStyle w:val="TextoTablas"/>
+              <w:spacing w:line="360" w:lineRule="auto"/>
             </w:pPr>
             <w:r>
               <w:t>Tradicional.</w:t>
@@ -5407,6 +5422,7 @@
           <w:p>
             <w:pPr>
               <w:pStyle w:val="TextoTablas"/>
+              <w:spacing w:line="360" w:lineRule="auto"/>
             </w:pPr>
             <w:r>
               <w:t>Sí (fases).</w:t>
@@ -5420,6 +5436,7 @@
           <w:p>
             <w:pPr>
               <w:pStyle w:val="TextoTablas"/>
+              <w:spacing w:line="360" w:lineRule="auto"/>
             </w:pPr>
             <w:r>
               <w:t>Gestión de riesgos.</w:t>
@@ -5433,6 +5450,7 @@
           <w:p>
             <w:pPr>
               <w:pStyle w:val="TextoTablas"/>
+              <w:spacing w:line="360" w:lineRule="auto"/>
             </w:pPr>
             <w:r>
               <w:t>Alta complejidad.</w:t>
@@ -5446,6 +5464,7 @@
           <w:p>
             <w:pPr>
               <w:pStyle w:val="TextoTablas"/>
+              <w:spacing w:line="360" w:lineRule="auto"/>
             </w:pPr>
             <w:r>
               <w:t>Proyectos de alto riesgo.</w:t>
@@ -5464,6 +5483,7 @@
           <w:p>
             <w:pPr>
               <w:pStyle w:val="TextoTablas"/>
+              <w:spacing w:line="360" w:lineRule="auto"/>
             </w:pPr>
             <w:r>
               <w:t>RUP.</w:t>
@@ -5477,6 +5497,7 @@
           <w:p>
             <w:pPr>
               <w:pStyle w:val="TextoTablas"/>
+              <w:spacing w:line="360" w:lineRule="auto"/>
             </w:pPr>
             <w:r>
               <w:t>Híbrido.</w:t>
@@ -5490,6 +5511,7 @@
           <w:p>
             <w:pPr>
               <w:pStyle w:val="TextoTablas"/>
+              <w:spacing w:line="360" w:lineRule="auto"/>
             </w:pPr>
             <w:r>
               <w:t>Sí.</w:t>
@@ -5503,6 +5525,7 @@
           <w:p>
             <w:pPr>
               <w:pStyle w:val="TextoTablas"/>
+              <w:spacing w:line="360" w:lineRule="auto"/>
             </w:pPr>
             <w:r>
               <w:t>Flexibilidad iterativa.</w:t>
@@ -5516,6 +5539,7 @@
           <w:p>
             <w:pPr>
               <w:pStyle w:val="TextoTablas"/>
+              <w:spacing w:line="360" w:lineRule="auto"/>
             </w:pPr>
             <w:r>
               <w:t>Documentación extensa.</w:t>
@@ -5529,6 +5553,7 @@
           <w:p>
             <w:pPr>
               <w:pStyle w:val="TextoTablas"/>
+              <w:spacing w:line="360" w:lineRule="auto"/>
             </w:pPr>
             <w:r>
               <w:t>Empresas grandes.</w:t>
@@ -5544,6 +5569,7 @@
           <w:p>
             <w:pPr>
               <w:pStyle w:val="TextoTablas"/>
+              <w:spacing w:line="360" w:lineRule="auto"/>
             </w:pPr>
             <w:r>
               <w:t>SCRUM.</w:t>
@@ -5557,6 +5583,7 @@
           <w:p>
             <w:pPr>
               <w:pStyle w:val="TextoTablas"/>
+              <w:spacing w:line="360" w:lineRule="auto"/>
             </w:pPr>
             <w:r>
               <w:t>Ágil.</w:t>
@@ -5570,6 +5597,7 @@
           <w:p>
             <w:pPr>
               <w:pStyle w:val="TextoTablas"/>
+              <w:spacing w:line="360" w:lineRule="auto"/>
             </w:pPr>
             <w:r>
               <w:rPr>
@@ -5589,6 +5617,7 @@
           <w:p>
             <w:pPr>
               <w:pStyle w:val="TextoTablas"/>
+              <w:spacing w:line="360" w:lineRule="auto"/>
             </w:pPr>
             <w:r>
               <w:t>Adaptabilidad rápida.</w:t>
@@ -5602,6 +5631,7 @@
           <w:p>
             <w:pPr>
               <w:pStyle w:val="TextoTablas"/>
+              <w:spacing w:line="360" w:lineRule="auto"/>
             </w:pPr>
             <w:r>
               <w:t>Difícil escalar.</w:t>
@@ -5615,6 +5645,7 @@
           <w:p>
             <w:pPr>
               <w:pStyle w:val="TextoTablas"/>
+              <w:spacing w:line="360" w:lineRule="auto"/>
             </w:pPr>
             <w:r>
               <w:t>Productos innovadores.</w:t>
@@ -5633,6 +5664,7 @@
           <w:p>
             <w:pPr>
               <w:pStyle w:val="TextoTablas"/>
+              <w:spacing w:line="360" w:lineRule="auto"/>
             </w:pPr>
             <w:r>
               <w:t>XP.</w:t>
@@ -5646,6 +5678,7 @@
           <w:p>
             <w:pPr>
               <w:pStyle w:val="TextoTablas"/>
+              <w:spacing w:line="360" w:lineRule="auto"/>
             </w:pPr>
             <w:r>
               <w:t>Ágil.</w:t>
@@ -5659,6 +5692,7 @@
           <w:p>
             <w:pPr>
               <w:pStyle w:val="TextoTablas"/>
+              <w:spacing w:line="360" w:lineRule="auto"/>
             </w:pPr>
             <w:r>
               <w:t>Semanas.</w:t>
@@ -5672,6 +5706,7 @@
           <w:p>
             <w:pPr>
               <w:pStyle w:val="TextoTablas"/>
+              <w:spacing w:line="360" w:lineRule="auto"/>
             </w:pPr>
             <w:r>
               <w:t>Calidad técnica.</w:t>
@@ -5685,6 +5720,7 @@
           <w:p>
             <w:pPr>
               <w:pStyle w:val="TextoTablas"/>
+              <w:spacing w:line="360" w:lineRule="auto"/>
             </w:pPr>
             <w:r>
               <w:t>Requiere alta disciplina.</w:t>
@@ -5698,6 +5734,7 @@
           <w:p>
             <w:pPr>
               <w:pStyle w:val="TextoTablas"/>
+              <w:spacing w:line="360" w:lineRule="auto"/>
             </w:pPr>
             <w:r>
               <w:t>Énfasis en código.</w:t>
@@ -5713,6 +5750,7 @@
           <w:p>
             <w:pPr>
               <w:pStyle w:val="TextoTablas"/>
+              <w:spacing w:line="360" w:lineRule="auto"/>
             </w:pPr>
             <w:r>
               <w:t>Kanban.</w:t>
@@ -5726,6 +5764,7 @@
           <w:p>
             <w:pPr>
               <w:pStyle w:val="TextoTablas"/>
+              <w:spacing w:line="360" w:lineRule="auto"/>
             </w:pPr>
             <w:r>
               <w:t>Ágil.</w:t>
@@ -5739,6 +5778,7 @@
           <w:p>
             <w:pPr>
               <w:pStyle w:val="TextoTablas"/>
+              <w:spacing w:line="360" w:lineRule="auto"/>
             </w:pPr>
             <w:r>
               <w:t>Flujo continuo.</w:t>
@@ -5752,6 +5792,7 @@
           <w:p>
             <w:pPr>
               <w:pStyle w:val="TextoTablas"/>
+              <w:spacing w:line="360" w:lineRule="auto"/>
             </w:pPr>
             <w:r>
               <w:t>Visualización flujo.</w:t>
@@ -5765,6 +5806,7 @@
           <w:p>
             <w:pPr>
               <w:pStyle w:val="TextoTablas"/>
+              <w:spacing w:line="360" w:lineRule="auto"/>
             </w:pPr>
             <w:r>
               <w:t>Sin cadencia definida.</w:t>
@@ -5778,6 +5820,7 @@
           <w:p>
             <w:pPr>
               <w:pStyle w:val="TextoTablas"/>
+              <w:spacing w:line="360" w:lineRule="auto"/>
             </w:pPr>
             <w:r>
               <w:t>Soporte/mantenimiento.</w:t>
@@ -5812,7 +5855,7 @@
       <w:pPr>
         <w:pStyle w:val="Ttulo1"/>
       </w:pPr>
-      <w:bookmarkStart w:id="6" w:name="_Toc243981378"/>
+      <w:bookmarkStart w:id="5" w:name="_Toc243982326"/>
       <w:r>
         <w:lastRenderedPageBreak/>
         <w:t xml:space="preserve">Fundamentos de los requisitos de </w:t>
@@ -5823,7 +5866,7 @@
         </w:rPr>
         <w:t>software</w:t>
       </w:r>
-      <w:bookmarkEnd w:id="6"/>
+      <w:bookmarkEnd w:id="5"/>
     </w:p>
     <w:p>
       <w:pPr>
@@ -6123,10 +6166,12 @@
           <w:lang w:eastAsia="es-CO"/>
         </w:rPr>
       </w:pPr>
-      <w:bookmarkStart w:id="7" w:name="_Toc229684986"/>
-      <w:bookmarkStart w:id="8" w:name="_Toc243297512"/>
-      <w:bookmarkStart w:id="9" w:name="_Toc243318084"/>
-      <w:bookmarkStart w:id="10" w:name="_Toc243981379"/>
+      <w:bookmarkStart w:id="6" w:name="_Toc229684986"/>
+      <w:bookmarkStart w:id="7" w:name="_Toc243297512"/>
+      <w:bookmarkStart w:id="8" w:name="_Toc243318084"/>
+      <w:bookmarkStart w:id="9" w:name="_Toc243981379"/>
+      <w:bookmarkStart w:id="10" w:name="_Toc243982327"/>
+      <w:bookmarkEnd w:id="6"/>
       <w:bookmarkEnd w:id="7"/>
       <w:bookmarkEnd w:id="8"/>
       <w:bookmarkEnd w:id="9"/>
@@ -6136,7 +6181,7 @@
       <w:pPr>
         <w:pStyle w:val="Ttulo2"/>
       </w:pPr>
-      <w:bookmarkStart w:id="11" w:name="_Toc243981380"/>
+      <w:bookmarkStart w:id="11" w:name="_Toc243982328"/>
       <w:r>
         <w:t xml:space="preserve">Concepto de requisitos de </w:t>
       </w:r>
@@ -6757,7 +6802,7 @@
       <w:pPr>
         <w:pStyle w:val="Ttulo2"/>
       </w:pPr>
-      <w:bookmarkStart w:id="12" w:name="_Toc243981381"/>
+      <w:bookmarkStart w:id="12" w:name="_Toc243982329"/>
       <w:r>
         <w:t>Tipos y características de los requisitos</w:t>
       </w:r>
@@ -8172,6 +8217,7 @@
           <w:p>
             <w:pPr>
               <w:pStyle w:val="TextoTablas"/>
+              <w:spacing w:line="360" w:lineRule="auto"/>
             </w:pPr>
             <w:r>
               <w:t>Criterio</w:t>
@@ -8185,6 +8231,7 @@
           <w:p>
             <w:pPr>
               <w:pStyle w:val="TextoTablas"/>
+              <w:spacing w:line="360" w:lineRule="auto"/>
             </w:pPr>
             <w:r>
               <w:t>Requisito funcional</w:t>
@@ -8198,6 +8245,7 @@
           <w:p>
             <w:pPr>
               <w:pStyle w:val="TextoTablas"/>
+              <w:spacing w:line="360" w:lineRule="auto"/>
             </w:pPr>
             <w:r>
               <w:t>Requisito no funcional</w:t>
@@ -8216,6 +8264,7 @@
           <w:p>
             <w:pPr>
               <w:pStyle w:val="TextoTablas"/>
+              <w:spacing w:line="360" w:lineRule="auto"/>
             </w:pPr>
             <w:r>
               <w:t>Pregunta que responde.</w:t>
@@ -8229,6 +8278,7 @@
           <w:p>
             <w:pPr>
               <w:pStyle w:val="TextoTablas"/>
+              <w:spacing w:line="360" w:lineRule="auto"/>
             </w:pPr>
             <w:r>
               <w:t>¿Qué hace el sistema?</w:t>
@@ -8242,6 +8292,7 @@
           <w:p>
             <w:pPr>
               <w:pStyle w:val="TextoTablas"/>
+              <w:spacing w:line="360" w:lineRule="auto"/>
             </w:pPr>
             <w:r>
               <w:t>¿Cómo lo hace?</w:t>
@@ -8257,6 +8308,7 @@
           <w:p>
             <w:pPr>
               <w:pStyle w:val="TextoTablas"/>
+              <w:spacing w:line="360" w:lineRule="auto"/>
             </w:pPr>
             <w:r>
               <w:t>Perspectiva.</w:t>
@@ -8270,6 +8322,7 @@
           <w:p>
             <w:pPr>
               <w:pStyle w:val="TextoTablas"/>
+              <w:spacing w:line="360" w:lineRule="auto"/>
             </w:pPr>
             <w:r>
               <w:t>Usuario final.</w:t>
@@ -8283,6 +8336,7 @@
           <w:p>
             <w:pPr>
               <w:pStyle w:val="TextoTablas"/>
+              <w:spacing w:line="360" w:lineRule="auto"/>
             </w:pPr>
             <w:r>
               <w:t>Arquitecto / QA / operaciones.</w:t>
@@ -8301,6 +8355,7 @@
           <w:p>
             <w:pPr>
               <w:pStyle w:val="TextoTablas"/>
+              <w:spacing w:line="360" w:lineRule="auto"/>
             </w:pPr>
             <w:r>
               <w:t>Verificación.</w:t>
@@ -8314,6 +8369,7 @@
           <w:p>
             <w:pPr>
               <w:pStyle w:val="TextoTablas"/>
+              <w:spacing w:line="360" w:lineRule="auto"/>
             </w:pPr>
             <w:r>
               <w:t>Pruebas funcionales / UAT.</w:t>
@@ -8327,6 +8383,7 @@
           <w:p>
             <w:pPr>
               <w:pStyle w:val="TextoTablas"/>
+              <w:spacing w:line="360" w:lineRule="auto"/>
             </w:pPr>
             <w:r>
               <w:t>Pruebas de rendimiento, seguridad.</w:t>
@@ -8342,6 +8399,7 @@
           <w:p>
             <w:pPr>
               <w:pStyle w:val="TextoTablas"/>
+              <w:spacing w:line="360" w:lineRule="auto"/>
             </w:pPr>
             <w:r>
               <w:t>Impacto si falla.</w:t>
@@ -8355,6 +8413,7 @@
           <w:p>
             <w:pPr>
               <w:pStyle w:val="TextoTablas"/>
+              <w:spacing w:line="360" w:lineRule="auto"/>
             </w:pPr>
             <w:r>
               <w:t>Función específica no disponible.</w:t>
@@ -8368,6 +8427,7 @@
           <w:p>
             <w:pPr>
               <w:pStyle w:val="TextoTablas"/>
+              <w:spacing w:line="360" w:lineRule="auto"/>
             </w:pPr>
             <w:r>
               <w:t>Sistema completo degradado.</w:t>
@@ -8386,6 +8446,7 @@
           <w:p>
             <w:pPr>
               <w:pStyle w:val="TextoTablas"/>
+              <w:spacing w:line="360" w:lineRule="auto"/>
             </w:pPr>
             <w:r>
               <w:t>Documentación.</w:t>
@@ -8399,6 +8460,7 @@
           <w:p>
             <w:pPr>
               <w:pStyle w:val="TextoTablas"/>
+              <w:spacing w:line="360" w:lineRule="auto"/>
             </w:pPr>
             <w:r>
               <w:t>Casos de uso / historias de usuario.</w:t>
@@ -8412,6 +8474,7 @@
           <w:p>
             <w:pPr>
               <w:pStyle w:val="TextoTablas"/>
+              <w:spacing w:line="360" w:lineRule="auto"/>
             </w:pPr>
             <w:r>
               <w:t>Atributos de calidad / SLA.</w:t>
@@ -8427,6 +8490,7 @@
           <w:p>
             <w:pPr>
               <w:pStyle w:val="TextoTablas"/>
+              <w:spacing w:line="360" w:lineRule="auto"/>
             </w:pPr>
             <w:r>
               <w:t>Visibilidad.</w:t>
@@ -8440,6 +8504,7 @@
           <w:p>
             <w:pPr>
               <w:pStyle w:val="TextoTablas"/>
+              <w:spacing w:line="360" w:lineRule="auto"/>
             </w:pPr>
             <w:r>
               <w:t>Alta (usuario lo percibe).</w:t>
@@ -8453,6 +8518,7 @@
           <w:p>
             <w:pPr>
               <w:pStyle w:val="TextoTablas"/>
+              <w:spacing w:line="360" w:lineRule="auto"/>
             </w:pPr>
             <w:r>
               <w:t>Baja (se percibe tardíamente).</w:t>
@@ -8471,6 +8537,7 @@
           <w:p>
             <w:pPr>
               <w:pStyle w:val="TextoTablas"/>
+              <w:spacing w:line="360" w:lineRule="auto"/>
             </w:pPr>
             <w:r>
               <w:t>Efecto en arquitectura.</w:t>
@@ -8484,6 +8551,7 @@
           <w:p>
             <w:pPr>
               <w:pStyle w:val="TextoTablas"/>
+              <w:spacing w:line="360" w:lineRule="auto"/>
             </w:pPr>
             <w:r>
               <w:t>Parcial.</w:t>
@@ -8497,6 +8565,7 @@
           <w:p>
             <w:pPr>
               <w:pStyle w:val="TextoTablas"/>
+              <w:spacing w:line="360" w:lineRule="auto"/>
             </w:pPr>
             <w:r>
               <w:t>Alto y transversal.</w:t>
@@ -8531,7 +8600,7 @@
       <w:pPr>
         <w:pStyle w:val="Ttulo1"/>
       </w:pPr>
-      <w:bookmarkStart w:id="13" w:name="_Toc243981382"/>
+      <w:bookmarkStart w:id="13" w:name="_Toc243982330"/>
       <w:r>
         <w:lastRenderedPageBreak/>
         <w:t xml:space="preserve">Elicitación de requisitos de </w:t>
@@ -8674,20 +8743,22 @@
       <w:bookmarkStart w:id="15" w:name="_Toc243297516"/>
       <w:bookmarkStart w:id="16" w:name="_Toc243318088"/>
       <w:bookmarkStart w:id="17" w:name="_Toc243981383"/>
+      <w:bookmarkStart w:id="18" w:name="_Toc243982331"/>
       <w:bookmarkEnd w:id="14"/>
       <w:bookmarkEnd w:id="15"/>
       <w:bookmarkEnd w:id="16"/>
       <w:bookmarkEnd w:id="17"/>
+      <w:bookmarkEnd w:id="18"/>
     </w:p>
     <w:p>
       <w:pPr>
         <w:pStyle w:val="Ttulo2"/>
       </w:pPr>
-      <w:bookmarkStart w:id="18" w:name="_Toc243981384"/>
+      <w:bookmarkStart w:id="19" w:name="_Toc243982332"/>
       <w:r>
         <w:t>Concepto y análisis de documentos</w:t>
       </w:r>
-      <w:bookmarkEnd w:id="18"/>
+      <w:bookmarkEnd w:id="19"/>
     </w:p>
     <w:p>
       <w:pPr>
@@ -9141,12 +9212,12 @@
       <w:pPr>
         <w:pStyle w:val="Ttulo1"/>
       </w:pPr>
-      <w:bookmarkStart w:id="19" w:name="_Toc243981385"/>
+      <w:bookmarkStart w:id="20" w:name="_Toc243982333"/>
       <w:r>
         <w:lastRenderedPageBreak/>
         <w:t>Técnicas para la recolección de información</w:t>
       </w:r>
-      <w:bookmarkEnd w:id="19"/>
+      <w:bookmarkEnd w:id="20"/>
     </w:p>
     <w:p>
       <w:pPr>
@@ -9322,24 +9393,26 @@
           <w:lang w:eastAsia="es-CO"/>
         </w:rPr>
       </w:pPr>
-      <w:bookmarkStart w:id="20" w:name="_Toc229684993"/>
-      <w:bookmarkStart w:id="21" w:name="_Toc243297519"/>
-      <w:bookmarkStart w:id="22" w:name="_Toc243318091"/>
-      <w:bookmarkStart w:id="23" w:name="_Toc243981386"/>
-      <w:bookmarkEnd w:id="20"/>
+      <w:bookmarkStart w:id="21" w:name="_Toc229684993"/>
+      <w:bookmarkStart w:id="22" w:name="_Toc243297519"/>
+      <w:bookmarkStart w:id="23" w:name="_Toc243318091"/>
+      <w:bookmarkStart w:id="24" w:name="_Toc243981386"/>
+      <w:bookmarkStart w:id="25" w:name="_Toc243982334"/>
       <w:bookmarkEnd w:id="21"/>
       <w:bookmarkEnd w:id="22"/>
       <w:bookmarkEnd w:id="23"/>
+      <w:bookmarkEnd w:id="24"/>
+      <w:bookmarkEnd w:id="25"/>
     </w:p>
     <w:p>
       <w:pPr>
         <w:pStyle w:val="Ttulo2"/>
       </w:pPr>
-      <w:bookmarkStart w:id="24" w:name="_Toc243981387"/>
+      <w:bookmarkStart w:id="26" w:name="_Toc243982335"/>
       <w:r>
         <w:t>Técnicas de recolección de información basadas en interacción y observación</w:t>
       </w:r>
-      <w:bookmarkEnd w:id="24"/>
+      <w:bookmarkEnd w:id="26"/>
     </w:p>
     <w:p>
       <w:pPr>
@@ -9888,7 +9961,7 @@
       <w:pPr>
         <w:pStyle w:val="Ttulo2"/>
       </w:pPr>
-      <w:bookmarkStart w:id="25" w:name="_Toc243981388"/>
+      <w:bookmarkStart w:id="27" w:name="_Toc243982336"/>
       <w:r>
         <w:rPr>
           <w:rStyle w:val="Extranjerismo"/>
@@ -9898,7 +9971,7 @@
       <w:r>
         <w:t xml:space="preserve"> como técnica de recopilación de información</w:t>
       </w:r>
-      <w:bookmarkEnd w:id="25"/>
+      <w:bookmarkEnd w:id="27"/>
     </w:p>
     <w:p>
       <w:pPr>
@@ -10111,7 +10184,7 @@
         </w:drawing>
       </w:r>
     </w:p>
-    <w:bookmarkStart w:id="26" w:name="_Hlk161159634"/>
+    <w:bookmarkStart w:id="28" w:name="_Hlk161159634"/>
     <w:p>
       <w:pPr>
         <w:ind w:firstLine="0"/>
@@ -10130,7 +10203,12 @@
         <w:rPr>
           <w:b/>
         </w:rPr>
-        <w:instrText xml:space="preserve"> HYPERLINK "https://www.youtube.com/watch?v=K1exKJ0LT-s" </w:instrText>
+        <w:instrText xml:space="preserve"> HYPERLINK "https://www.youtube.com/watch?v=BTc3XYcvKQY" </w:instrText>
+      </w:r>
+      <w:r>
+        <w:rPr>
+          <w:b/>
+        </w:rPr>
       </w:r>
       <w:r>
         <w:rPr>
@@ -10297,9 +10375,10 @@
         </w:tc>
       </w:tr>
     </w:tbl>
-    <w:bookmarkEnd w:id="26"/>
-    <w:p>
-      <w:r>
+    <w:bookmarkEnd w:id="28"/>
+    <w:p>
+      <w:r>
+        <w:lastRenderedPageBreak/>
         <w:t xml:space="preserve">La siguiente tabla compara el </w:t>
       </w:r>
       <w:r>
@@ -11259,7 +11338,7 @@
       <w:pPr>
         <w:pStyle w:val="Ttulo2"/>
       </w:pPr>
-      <w:bookmarkStart w:id="27" w:name="_Toc243981389"/>
+      <w:bookmarkStart w:id="29" w:name="_Toc243982337"/>
       <w:r>
         <w:t xml:space="preserve">Talleres de Requisitos (JAD - </w:t>
       </w:r>
@@ -11287,7 +11366,7 @@
       <w:r>
         <w:t>)</w:t>
       </w:r>
-      <w:bookmarkEnd w:id="27"/>
+      <w:bookmarkEnd w:id="29"/>
     </w:p>
     <w:p>
       <w:r>
@@ -11352,7 +11431,7 @@
         <w:pStyle w:val="Prrafodelista"/>
         <w:numPr>
           <w:ilvl w:val="0"/>
-          <w:numId w:val="29"/>
+          <w:numId w:val="27"/>
         </w:numPr>
       </w:pPr>
       <w:r>
@@ -11364,7 +11443,7 @@
         <w:pStyle w:val="Prrafodelista"/>
         <w:numPr>
           <w:ilvl w:val="0"/>
-          <w:numId w:val="29"/>
+          <w:numId w:val="27"/>
         </w:numPr>
       </w:pPr>
       <w:r>
@@ -11385,7 +11464,7 @@
         <w:pStyle w:val="Prrafodelista"/>
         <w:numPr>
           <w:ilvl w:val="0"/>
-          <w:numId w:val="29"/>
+          <w:numId w:val="27"/>
         </w:numPr>
       </w:pPr>
       <w:r>
@@ -11397,7 +11476,7 @@
         <w:pStyle w:val="Prrafodelista"/>
         <w:numPr>
           <w:ilvl w:val="0"/>
-          <w:numId w:val="29"/>
+          <w:numId w:val="27"/>
         </w:numPr>
       </w:pPr>
       <w:r>
@@ -11409,7 +11488,7 @@
         <w:pStyle w:val="Prrafodelista"/>
         <w:numPr>
           <w:ilvl w:val="0"/>
-          <w:numId w:val="29"/>
+          <w:numId w:val="27"/>
         </w:numPr>
       </w:pPr>
       <w:r>
@@ -11419,7 +11498,15 @@
         <w:rPr>
           <w:rStyle w:val="Extranjerismo"/>
         </w:rPr>
-        <w:t>post-its</w:t>
+        <w:t>po</w:t>
+      </w:r>
+      <w:bookmarkStart w:id="30" w:name="_GoBack"/>
+      <w:bookmarkEnd w:id="30"/>
+      <w:r>
+        <w:rPr>
+          <w:rStyle w:val="Extranjerismo"/>
+        </w:rPr>
+        <w:t>st-its</w:t>
       </w:r>
       <w:r>
         <w:t>, diagramas).</w:t>
@@ -11430,7 +11517,7 @@
         <w:pStyle w:val="Prrafodelista"/>
         <w:numPr>
           <w:ilvl w:val="0"/>
-          <w:numId w:val="29"/>
+          <w:numId w:val="27"/>
         </w:numPr>
       </w:pPr>
       <w:r>
@@ -11642,7 +11729,6 @@
         <w:t>: gerente senior con poder de decisión.</w:t>
       </w:r>
     </w:p>
-    <w:p/>
     <w:p>
       <w:pPr>
         <w:pStyle w:val="Prrafodelista"/>
@@ -11779,6 +11865,8 @@
         <w:t>La disposición física del espacio es fundamental para facilitar la colaboración:</w:t>
       </w:r>
     </w:p>
+    <w:p/>
+    <w:p/>
     <w:p/>
     <w:p>
       <w:pPr>
@@ -13489,12 +13577,12 @@
       <w:pPr>
         <w:pStyle w:val="Ttulo1"/>
       </w:pPr>
-      <w:bookmarkStart w:id="28" w:name="_Toc243981390"/>
+      <w:bookmarkStart w:id="31" w:name="_Toc243982338"/>
       <w:r>
         <w:lastRenderedPageBreak/>
         <w:t>Roles en el desarrollo y levantamiento de requisitos</w:t>
       </w:r>
-      <w:bookmarkEnd w:id="28"/>
+      <w:bookmarkEnd w:id="31"/>
     </w:p>
     <w:p>
       <w:r>
@@ -13548,20 +13636,22 @@
           <w:lang w:eastAsia="es-CO"/>
         </w:rPr>
       </w:pPr>
-      <w:bookmarkStart w:id="29" w:name="_Toc229684998"/>
-      <w:bookmarkStart w:id="30" w:name="_Toc243297524"/>
-      <w:bookmarkStart w:id="31" w:name="_Toc243318096"/>
-      <w:bookmarkStart w:id="32" w:name="_Toc243981391"/>
-      <w:bookmarkEnd w:id="29"/>
-      <w:bookmarkEnd w:id="30"/>
-      <w:bookmarkEnd w:id="31"/>
+      <w:bookmarkStart w:id="32" w:name="_Toc229684998"/>
+      <w:bookmarkStart w:id="33" w:name="_Toc243297524"/>
+      <w:bookmarkStart w:id="34" w:name="_Toc243318096"/>
+      <w:bookmarkStart w:id="35" w:name="_Toc243981391"/>
+      <w:bookmarkStart w:id="36" w:name="_Toc243982339"/>
       <w:bookmarkEnd w:id="32"/>
+      <w:bookmarkEnd w:id="33"/>
+      <w:bookmarkEnd w:id="34"/>
+      <w:bookmarkEnd w:id="35"/>
+      <w:bookmarkEnd w:id="36"/>
     </w:p>
     <w:p>
       <w:pPr>
         <w:pStyle w:val="Ttulo2"/>
       </w:pPr>
-      <w:bookmarkStart w:id="33" w:name="_Toc243981392"/>
+      <w:bookmarkStart w:id="37" w:name="_Toc243982340"/>
       <w:r>
         <w:t xml:space="preserve">Usuarios, actores y </w:t>
       </w:r>
@@ -13571,7 +13661,7 @@
         </w:rPr>
         <w:t>stakeholders</w:t>
       </w:r>
-      <w:bookmarkEnd w:id="33"/>
+      <w:bookmarkEnd w:id="37"/>
     </w:p>
     <w:p>
       <w:r>
@@ -14158,11 +14248,11 @@
       <w:pPr>
         <w:pStyle w:val="Ttulo2"/>
       </w:pPr>
-      <w:bookmarkStart w:id="34" w:name="_Toc243981393"/>
+      <w:bookmarkStart w:id="38" w:name="_Toc243982341"/>
       <w:r>
         <w:t>Cliente líder, dueño del producto, equipo de desarrollo y analista</w:t>
       </w:r>
-      <w:bookmarkEnd w:id="34"/>
+      <w:bookmarkEnd w:id="38"/>
     </w:p>
     <w:p>
       <w:r>
@@ -15327,12 +15417,12 @@
       <w:pPr>
         <w:pStyle w:val="Titulosgenerales"/>
       </w:pPr>
-      <w:bookmarkStart w:id="35" w:name="_Toc243981394"/>
+      <w:bookmarkStart w:id="39" w:name="_Toc243982342"/>
       <w:r>
         <w:lastRenderedPageBreak/>
         <w:t>Síntesis</w:t>
       </w:r>
-      <w:bookmarkEnd w:id="35"/>
+      <w:bookmarkEnd w:id="39"/>
     </w:p>
     <w:p>
       <w:pPr>
@@ -15508,14 +15598,14 @@
       <w:pPr>
         <w:pStyle w:val="Titulosgenerales"/>
       </w:pPr>
-      <w:bookmarkStart w:id="36" w:name="_Toc176443725"/>
-      <w:bookmarkStart w:id="37" w:name="_Toc243981395"/>
+      <w:bookmarkStart w:id="40" w:name="_Toc176443725"/>
+      <w:bookmarkStart w:id="41" w:name="_Toc243982343"/>
       <w:r>
         <w:lastRenderedPageBreak/>
         <w:t>Glosario</w:t>
       </w:r>
-      <w:bookmarkEnd w:id="36"/>
-      <w:bookmarkEnd w:id="37"/>
+      <w:bookmarkEnd w:id="40"/>
+      <w:bookmarkEnd w:id="41"/>
     </w:p>
     <w:p>
       <w:pPr>
@@ -15737,8 +15827,8 @@
           <w:lang w:val="es-MX"/>
         </w:rPr>
       </w:pPr>
-      <w:bookmarkStart w:id="38" w:name="_Toc176443726"/>
-      <w:bookmarkStart w:id="39" w:name="_Toc243981396"/>
+      <w:bookmarkStart w:id="42" w:name="_Toc176443726"/>
+      <w:bookmarkStart w:id="43" w:name="_Toc243982344"/>
       <w:r>
         <w:rPr>
           <w:lang w:val="es-MX"/>
@@ -15746,8 +15836,8 @@
         <w:lastRenderedPageBreak/>
         <w:t>Referencias bibliográficas</w:t>
       </w:r>
-      <w:bookmarkEnd w:id="38"/>
-      <w:bookmarkEnd w:id="39"/>
+      <w:bookmarkEnd w:id="42"/>
+      <w:bookmarkEnd w:id="43"/>
     </w:p>
     <w:p>
       <w:pPr>
@@ -16814,14 +16904,14 @@
       <w:pPr>
         <w:pStyle w:val="Titulosgenerales"/>
       </w:pPr>
-      <w:bookmarkStart w:id="40" w:name="_Toc176443727"/>
-      <w:bookmarkStart w:id="41" w:name="_Toc243981397"/>
+      <w:bookmarkStart w:id="44" w:name="_Toc176443727"/>
+      <w:bookmarkStart w:id="45" w:name="_Toc243982345"/>
       <w:r>
         <w:lastRenderedPageBreak/>
         <w:t>Créditos</w:t>
       </w:r>
-      <w:bookmarkEnd w:id="40"/>
-      <w:bookmarkEnd w:id="41"/>
+      <w:bookmarkEnd w:id="44"/>
+      <w:bookmarkEnd w:id="45"/>
     </w:p>
     <w:tbl>
       <w:tblPr>
@@ -17439,8 +17529,18 @@
                 <w:sz w:val="24"/>
                 <w:szCs w:val="24"/>
               </w:rPr>
-              <w:t xml:space="preserve"> Celis Melendez</w:t>
-            </w:r>
+              <w:t xml:space="preserve"> Celis </w:t>
+            </w:r>
+            <w:proofErr w:type="spellStart"/>
+            <w:r>
+              <w:rPr>
+                <w:rFonts w:asciiTheme="minorHAnsi" w:hAnsiTheme="minorHAnsi" w:cstheme="minorHAnsi"/>
+                <w:sz w:val="24"/>
+                <w:szCs w:val="24"/>
+              </w:rPr>
+              <w:t>Melendez</w:t>
+            </w:r>
+            <w:proofErr w:type="spellEnd"/>
           </w:p>
         </w:tc>
         <w:tc>
@@ -19533,7 +19633,7 @@
   <w:abstractNum w:abstractNumId="13" w15:restartNumberingAfterBreak="0">
     <w:nsid w:val="2DA30E32"/>
     <w:multiLevelType w:val="hybridMultilevel"/>
-    <w:tmpl w:val="5FD49FC0"/>
+    <w:tmpl w:val="27903F60"/>
     <w:lvl w:ilvl="0" w:tplc="240A0001">
       <w:start w:val="1"/>
       <w:numFmt w:val="bullet"/>
@@ -23358,26 +23458,6 @@
 </file>
 
 <file path=customXml/item1.xml><?xml version="1.0" encoding="utf-8"?>
-<p:properties xmlns:p="http://schemas.microsoft.com/office/2006/metadata/properties" xmlns:xsi="http://www.w3.org/2001/XMLSchema-instance" xmlns:pc="http://schemas.microsoft.com/office/infopath/2007/PartnerControls">
-  <documentManagement>
-    <TaxCatchAll xmlns="13c90a0b-73bc-4dc0-be5f-28d77b615beb" xsi:nil="true"/>
-    <lcf76f155ced4ddcb4097134ff3c332f xmlns="13c93bba-48ce-428c-bfe5-88b42c19b028">
-      <Terms xmlns="http://schemas.microsoft.com/office/infopath/2007/PartnerControls"/>
-    </lcf76f155ced4ddcb4097134ff3c332f>
-  </documentManagement>
-</p:properties>
-</file>
-
-<file path=customXml/item2.xml><?xml version="1.0" encoding="utf-8"?>
-<?mso-contentType ?>
-<FormTemplates xmlns="http://schemas.microsoft.com/sharepoint/v3/contenttype/forms">
-  <Display>DocumentLibraryForm</Display>
-  <Edit>DocumentLibraryForm</Edit>
-  <New>DocumentLibraryForm</New>
-</FormTemplates>
-</file>
-
-<file path=customXml/item3.xml><?xml version="1.0" encoding="utf-8"?>
 <ct:contentTypeSchema xmlns:ct="http://schemas.microsoft.com/office/2006/metadata/contentType" xmlns:ma="http://schemas.microsoft.com/office/2006/metadata/properties/metaAttributes" ct:_="" ma:_="" ma:contentTypeName="Documento" ma:contentTypeID="0x0101006A81D6BD42E8DF4C91013959704817E1" ma:contentTypeVersion="15" ma:contentTypeDescription="Crear nuevo documento." ma:contentTypeScope="" ma:versionID="bf4f72ffd194f0963ff564daca6869f7">
   <xsd:schema xmlns:xsd="http://www.w3.org/2001/XMLSchema" xmlns:xs="http://www.w3.org/2001/XMLSchema" xmlns:p="http://schemas.microsoft.com/office/2006/metadata/properties" xmlns:ns2="13c90a0b-73bc-4dc0-be5f-28d77b615beb" xmlns:ns3="13c93bba-48ce-428c-bfe5-88b42c19b028" targetNamespace="http://schemas.microsoft.com/office/2006/metadata/properties" ma:root="true" ma:fieldsID="8718d6f4873a5b1392a45044efa78385" ns2:_="" ns3:_="">
     <xsd:import namespace="13c90a0b-73bc-4dc0-be5f-28d77b615beb"/>
@@ -23612,30 +23692,31 @@
 </ct:contentTypeSchema>
 </file>
 
+<file path=customXml/item2.xml><?xml version="1.0" encoding="utf-8"?>
+<?mso-contentType ?>
+<FormTemplates xmlns="http://schemas.microsoft.com/sharepoint/v3/contenttype/forms">
+  <Display>DocumentLibraryForm</Display>
+  <Edit>DocumentLibraryForm</Edit>
+  <New>DocumentLibraryForm</New>
+</FormTemplates>
+</file>
+
+<file path=customXml/item3.xml><?xml version="1.0" encoding="utf-8"?>
+<p:properties xmlns:p="http://schemas.microsoft.com/office/2006/metadata/properties" xmlns:xsi="http://www.w3.org/2001/XMLSchema-instance" xmlns:pc="http://schemas.microsoft.com/office/infopath/2007/PartnerControls">
+  <documentManagement>
+    <TaxCatchAll xmlns="13c90a0b-73bc-4dc0-be5f-28d77b615beb" xsi:nil="true"/>
+    <lcf76f155ced4ddcb4097134ff3c332f xmlns="13c93bba-48ce-428c-bfe5-88b42c19b028">
+      <Terms xmlns="http://schemas.microsoft.com/office/infopath/2007/PartnerControls"/>
+    </lcf76f155ced4ddcb4097134ff3c332f>
+  </documentManagement>
+</p:properties>
+</file>
+
 <file path=customXml/item4.xml><?xml version="1.0" encoding="utf-8"?>
 <b:Sources xmlns:b="http://schemas.openxmlformats.org/officeDocument/2006/bibliography" xmlns="http://schemas.openxmlformats.org/officeDocument/2006/bibliography" SelectedStyle="\APASixthEditionOfficeOnline.xsl" StyleName="APA" Version="6"/>
 </file>
 
 <file path=customXml/itemProps1.xml><?xml version="1.0" encoding="utf-8"?>
-<ds:datastoreItem xmlns:ds="http://schemas.openxmlformats.org/officeDocument/2006/customXml" ds:itemID="{03CFA62E-0E65-4246-8117-1654EF71D8CF}">
-  <ds:schemaRefs>
-    <ds:schemaRef ds:uri="http://schemas.microsoft.com/office/2006/metadata/properties"/>
-    <ds:schemaRef ds:uri="http://schemas.microsoft.com/office/infopath/2007/PartnerControls"/>
-    <ds:schemaRef ds:uri="13c90a0b-73bc-4dc0-be5f-28d77b615beb"/>
-    <ds:schemaRef ds:uri="13c93bba-48ce-428c-bfe5-88b42c19b028"/>
-  </ds:schemaRefs>
-</ds:datastoreItem>
-</file>
-
-<file path=customXml/itemProps2.xml><?xml version="1.0" encoding="utf-8"?>
-<ds:datastoreItem xmlns:ds="http://schemas.openxmlformats.org/officeDocument/2006/customXml" ds:itemID="{933FCCC6-B02F-4A23-829C-C2DBA084BEED}">
-  <ds:schemaRefs>
-    <ds:schemaRef ds:uri="http://schemas.microsoft.com/sharepoint/v3/contenttype/forms"/>
-  </ds:schemaRefs>
-</ds:datastoreItem>
-</file>
-
-<file path=customXml/itemProps3.xml><?xml version="1.0" encoding="utf-8"?>
 <ds:datastoreItem xmlns:ds="http://schemas.openxmlformats.org/officeDocument/2006/customXml" ds:itemID="{C0E0C82A-D9D4-4641-B18B-837977377BF7}">
   <ds:schemaRefs>
     <ds:schemaRef ds:uri="http://schemas.microsoft.com/office/2006/metadata/contentType"/>
@@ -23654,8 +23735,27 @@
 </ds:datastoreItem>
 </file>
 
+<file path=customXml/itemProps2.xml><?xml version="1.0" encoding="utf-8"?>
+<ds:datastoreItem xmlns:ds="http://schemas.openxmlformats.org/officeDocument/2006/customXml" ds:itemID="{933FCCC6-B02F-4A23-829C-C2DBA084BEED}">
+  <ds:schemaRefs>
+    <ds:schemaRef ds:uri="http://schemas.microsoft.com/sharepoint/v3/contenttype/forms"/>
+  </ds:schemaRefs>
+</ds:datastoreItem>
+</file>
+
+<file path=customXml/itemProps3.xml><?xml version="1.0" encoding="utf-8"?>
+<ds:datastoreItem xmlns:ds="http://schemas.openxmlformats.org/officeDocument/2006/customXml" ds:itemID="{03CFA62E-0E65-4246-8117-1654EF71D8CF}">
+  <ds:schemaRefs>
+    <ds:schemaRef ds:uri="http://schemas.microsoft.com/office/2006/metadata/properties"/>
+    <ds:schemaRef ds:uri="http://schemas.microsoft.com/office/infopath/2007/PartnerControls"/>
+    <ds:schemaRef ds:uri="13c90a0b-73bc-4dc0-be5f-28d77b615beb"/>
+    <ds:schemaRef ds:uri="13c93bba-48ce-428c-bfe5-88b42c19b028"/>
+  </ds:schemaRefs>
+</ds:datastoreItem>
+</file>
+
 <file path=customXml/itemProps4.xml><?xml version="1.0" encoding="utf-8"?>
-<ds:datastoreItem xmlns:ds="http://schemas.openxmlformats.org/officeDocument/2006/customXml" ds:itemID="{3754C718-CB22-49B4-879E-8BEA4993B879}">
+<ds:datastoreItem xmlns:ds="http://schemas.openxmlformats.org/officeDocument/2006/customXml" ds:itemID="{A507C973-9C0D-4AC8-B4AD-116FD553A3A9}">
   <ds:schemaRefs>
     <ds:schemaRef ds:uri="http://schemas.openxmlformats.org/officeDocument/2006/bibliography"/>
   </ds:schemaRefs>
